--- a/03_Outputs/final scripts/zh/Module 5/5.1.0-zh.docx
+++ b/03_Outputs/final scripts/zh/Module 5/5.1.0-zh.docx
@@ -14,12 +14,12 @@
     </w:p>
     <w:p>
       <w:r>
-        <w:t>我们从三个核心原则开始。有效性意味着基于证据的政策得到落实、执行，并在各部门和市场之间协调。问责制确保诚信、透明和独立监督，使规则服务于公众利益。包容性则让各方参与——包括妇女、青年、原住民、企业、公共事业和社区——以确保解决方案反映真实需求，不让任何人被落下。</w:t>
+        <w:t>我们从三个核心原则开始。有效性意味着基于证据的政策得到落实、执行，并在各部门和市场之间协调。问责制确保诚信、透明和独立监督，使规则服务于公众利益。包容性则让各方参与——包括妇女、青年、原住民、企业、公共事业和社区——以确保解决方案反映真实需求，且没有人被落下。</w:t>
       </w:r>
     </w:p>
     <w:p>
       <w:r>
-        <w:t>你将看到治理在多个层面上的运作。地方、国家、区域和国际层面。有效的转型通过垂直、水平以及以使命为导向的合作，将这些层面紧密连接。</w:t>
+        <w:t>你将看到治理在多个层面上的运作。地方、国家、区域和国际层面。有效的转型通过垂直、水平以及以使命为导向的合作，将这些层面连接起来。</w:t>
       </w:r>
     </w:p>
     <w:p>
@@ -29,7 +29,7 @@
     </w:p>
     <w:p>
       <w:r>
-        <w:t>本章还介绍了“全社会参与”方法，这是一种变革性模式，超越政府，涵盖公民社会、社区、青年、原住民、学术界和私营部门。由“以政府为中心”转向“以治理为中心”的体系，动员多样的知识和资源，建立公众信任，加快创新步伐。</w:t>
+        <w:t>本章还介绍了“全民社会参与”方法，这是一种变革性模式，超越政府，涵盖公民社会、社区、青年、原住民、学术界和私营部门。由“以政府为中心”转向“以治理为中心”的体系，动员多样的知识和资源，建立公众信任，加快创新步伐。</w:t>
       </w:r>
     </w:p>
     <w:p>
